--- a/sba_application/01_company_profile/Company_Profile_DRAFT.docx
+++ b/sba_application/01_company_profile/Company_Profile_DRAFT.docx
@@ -354,7 +354,7 @@
               <w:rPr>
                 <w:sz w:val="19"/>
               </w:rPr>
-              <w:t>34.8%</w:t>
+              <w:t>39.9%</w:t>
             </w:r>
           </w:p>
         </w:tc>
@@ -440,7 +440,7 @@
               <w:rPr>
                 <w:sz w:val="19"/>
               </w:rPr>
-              <w:t>25.0%*</w:t>
+              <w:t>19.9%*</w:t>
             </w:r>
           </w:p>
         </w:tc>
@@ -454,7 +454,7 @@
               <w:rPr>
                 <w:sz w:val="19"/>
               </w:rPr>
-              <w:t>Investor / standby creditor (no operational role)</w:t>
+              <w:t>Minority investor member (passive; no management or control role)</w:t>
             </w:r>
           </w:p>
         </w:tc>
@@ -739,7 +739,7 @@
           <w:i/>
           <w:sz w:val="18"/>
         </w:rPr>
-        <w:t>*James Bullard's 25.0% interest is reserved post-conversion; pre-conversion he holds a convertible note (debt only) and stays below 20%, so no additional SBA personal guaranty is triggered (13 CFR 120.160). Unissued/reserved pool: 0.3%.</w:t>
+        <w:t>*James Bullard holds a direct, fully funded minority equity interest of 19.9% - below the 20% threshold - as a passive investor. He has no management authority, no voting control, and no side agreement granting him control of the business; the Managing Member (Adeline &amp; Lilah, LLC) retains control. Consistent with SOP 50 10 8 and 13 CFR 120.160, an equity holder of less than 20% in a complete change of ownership is not required to provide a personal guaranty or Personal Financial Statement. Mr. Bullard's $250,000 cash capital contribution is the source of the equity injection for this transaction (see Use of Proceeds). Unissued/reserved pool: 0.3%.</w:t>
       </w:r>
     </w:p>
     <w:p>
@@ -943,50 +943,6 @@
                 <w:sz w:val="19"/>
               </w:rPr>
               <w:t>Operating staff</w:t>
-            </w:r>
-          </w:p>
-        </w:tc>
-      </w:tr>
-      <w:tr>
-        <w:tc>
-          <w:tcPr>
-            <w:tcW w:type="dxa" w:w="3168"/>
-          </w:tcPr>
-          <w:p>
-            <w:r/>
-            <w:r>
-              <w:rPr>
-                <w:sz w:val="19"/>
-              </w:rPr>
-              <w:t>Avant Hospice LLC (Mabank, TX)</w:t>
-            </w:r>
-          </w:p>
-        </w:tc>
-        <w:tc>
-          <w:tcPr>
-            <w:tcW w:type="dxa" w:w="5184"/>
-          </w:tcPr>
-          <w:p>
-            <w:r/>
-            <w:r>
-              <w:rPr>
-                <w:sz w:val="19"/>
-              </w:rPr>
-              <w:t>Affiliate via Managing Member; separate seller-financed deal, funded outside this loan</w:t>
-            </w:r>
-          </w:p>
-        </w:tc>
-        <w:tc>
-          <w:tcPr>
-            <w:tcW w:type="dxa" w:w="1440"/>
-          </w:tcPr>
-          <w:p>
-            <w:r/>
-            <w:r>
-              <w:rPr>
-                <w:sz w:val="19"/>
-              </w:rPr>
-              <w:t>__________ (to provide)</w:t>
             </w:r>
           </w:p>
         </w:tc>

--- a/sba_application/01_company_profile/Company_Profile_DRAFT.docx
+++ b/sba_application/01_company_profile/Company_Profile_DRAFT.docx
@@ -326,7 +326,7 @@
               <w:rPr>
                 <w:sz w:val="19"/>
               </w:rPr>
-              <w:t>Adeline &amp; Lilah, LLC (AZ) - Geoff Schackmann, sole member</w:t>
+              <w:t>Adeline &amp; Lilah, LLC (AZ) - members: Geoff Schackmann 50%, Mary Elizabeth Burcham 50%; Geoff serves as Managing Member</w:t>
             </w:r>
           </w:p>
         </w:tc>
@@ -368,7 +368,7 @@
               <w:rPr>
                 <w:sz w:val="19"/>
               </w:rPr>
-              <w:t>Managing Member</w:t>
+              <w:t>Managing Member of Tyler Hospice Hold LLC</w:t>
             </w:r>
           </w:p>
         </w:tc>
@@ -526,7 +526,7 @@
               <w:rPr>
                 <w:sz w:val="19"/>
               </w:rPr>
-              <w:t>13.3%</w:t>
+              <w:t>13.3%**</w:t>
             </w:r>
           </w:p>
         </w:tc>
@@ -612,7 +612,7 @@
               <w:rPr>
                 <w:sz w:val="19"/>
               </w:rPr>
-              <w:t>13.3%</w:t>
+              <w:t>13.3%**</w:t>
             </w:r>
           </w:p>
         </w:tc>
@@ -698,7 +698,7 @@
               <w:rPr>
                 <w:sz w:val="19"/>
               </w:rPr>
-              <w:t>13.3%</w:t>
+              <w:t>13.3%**</w:t>
             </w:r>
           </w:p>
         </w:tc>
@@ -739,7 +739,27 @@
           <w:i/>
           <w:sz w:val="18"/>
         </w:rPr>
-        <w:t>*James Bullard holds a direct, fully funded minority equity interest of 19.9% - below the 20% threshold - as a passive investor. He has no management authority, no voting control, and no side agreement granting him control of the business; the Managing Member (Adeline &amp; Lilah, LLC) retains control. Consistent with SOP 50 10 8 and 13 CFR 120.160, an equity holder of less than 20% in a complete change of ownership is not required to provide a personal guaranty or Personal Financial Statement. Mr. Bullard's $250,000 cash capital contribution is the source of the equity injection for this transaction (see Use of Proceeds). Unissued/reserved pool: 0.3%.</w:t>
+        <w:t>*James Bullard holds a direct, fully funded minority equity interest of 19.9% - below the 20% threshold - as a passive investor. He has no management authority, no voting control, and no side agreement granting him control of the business; the Managing Member (Adeline &amp; Lilah, LLC) retains control. Consistent with SOP 50 10 8 and 13 CFR 120.160, an equity holder of less than 20% in a complete change of ownership is not required to provide a personal guaranty or Personal Financial Statement. Mr. Bullard's $250,000 cash capital contribution is the source of the equity injection for this transaction (see Use of Proceeds).</w:t>
+      </w:r>
+    </w:p>
+    <w:p>
+      <w:r>
+        <w:rPr>
+          <w:b w:val="0"/>
+          <w:i/>
+          <w:sz w:val="18"/>
+        </w:rPr>
+        <w:t>**Operator-members (Shelton, Davenport, Woodard) hold their 13.3% interests subject to a 4-year vesting schedule with a 1-year cliff, recorded in the Operating Agreement. Unvested interests are subject to repurchase by the Company at $0 upon departure prior to the cliff.</w:t>
+      </w:r>
+    </w:p>
+    <w:p>
+      <w:r>
+        <w:rPr>
+          <w:b w:val="0"/>
+          <w:i/>
+          <w:sz w:val="18"/>
+        </w:rPr>
+        <w:t>Indirect chain: Geoff Schackmann holds 50% of Adeline &amp; Lilah, LLC and serves as its sole Managing Member; he therefore controls the 39.9% A&amp;L block in Tyler Hospice Hold LLC and is the sole 20%+ owner of record for SBA personal-guaranty purposes. Mary Elizabeth Burcham (Geoff's spouse) holds the other 50% of Adeline &amp; Lilah, LLC as a passive member (no management role), giving her an indirect economic interest of 19.95% in Tyler Hospice Hold LLC. As Geoff's spouse, she will sign the customary spouse acknowledgement / consent on the personal guaranty at close. Unissued/reserved pool: 0.3%.</w:t>
       </w:r>
     </w:p>
     <w:p>

--- a/sba_application/01_company_profile/Company_Profile_DRAFT.docx
+++ b/sba_application/01_company_profile/Company_Profile_DRAFT.docx
@@ -128,7 +128,7 @@
         <w:t xml:space="preserve">Address:  </w:t>
       </w:r>
       <w:r>
-        <w:t>__________ (to provide)  (principal office, Tyler, TX area)</w:t>
+        <w:t>Tyler, TX area (office lease in negotiation - candidate sites include 13387 Hwy 69 N and others)</w:t>
       </w:r>
     </w:p>
     <w:p>
@@ -150,7 +150,7 @@
         <w:t xml:space="preserve">Contact / Phone / Fax:  </w:t>
       </w:r>
       <w:r>
-        <w:t>__________ (to provide)</w:t>
+        <w:t>Geoff Schackmann, Managing Member - 480-495-5474 - geoff@azaleahospice.com</w:t>
       </w:r>
     </w:p>
     <w:p>
@@ -326,7 +326,7 @@
               <w:rPr>
                 <w:sz w:val="19"/>
               </w:rPr>
-              <w:t>Adeline &amp; Lilah, LLC (AZ) - members: Geoff Schackmann 50%, Mary Elizabeth Burcham 50%; Geoff serves as Managing Member</w:t>
+              <w:t>Adeline &amp; Lilah, LLC (AZ) - members: Geoff Schackmann 50%, Mary Elizabeth Burcham 50%; Geoff serves as Managing Member - 4602 E Cheery Lynn Rd, Phoenix, AZ 85018</w:t>
             </w:r>
           </w:p>
         </w:tc>
@@ -382,7 +382,7 @@
               <w:rPr>
                 <w:sz w:val="19"/>
               </w:rPr>
-              <w:t>__________ (to provide)</w:t>
+              <w:t>geoff@azaleahospice.com</w:t>
             </w:r>
           </w:p>
         </w:tc>
@@ -412,7 +412,7 @@
               <w:rPr>
                 <w:sz w:val="19"/>
               </w:rPr>
-              <w:t>James Bullard</w:t>
+              <w:t>James E. Bullard - 13910 Indiana Ave, Suite 300, Lubbock, TX 79423</w:t>
             </w:r>
           </w:p>
         </w:tc>
@@ -468,7 +468,7 @@
               <w:rPr>
                 <w:sz w:val="19"/>
               </w:rPr>
-              <w:t>__________ (to provide)</w:t>
+              <w:t>jimbullard01@aol.com</w:t>
             </w:r>
           </w:p>
         </w:tc>
@@ -498,7 +498,7 @@
               <w:rPr>
                 <w:sz w:val="19"/>
               </w:rPr>
-              <w:t>Silas R. Shelton</w:t>
+              <w:t>Silas R. Shelton - 1503 Lake Park Circle, Hideaway, TX 75771</w:t>
             </w:r>
           </w:p>
         </w:tc>
@@ -554,7 +554,7 @@
               <w:rPr>
                 <w:sz w:val="19"/>
               </w:rPr>
-              <w:t>__________ (to provide)</w:t>
+              <w:t>silas@azaleahospice.com</w:t>
             </w:r>
           </w:p>
         </w:tc>
@@ -670,7 +670,7 @@
               <w:rPr>
                 <w:sz w:val="19"/>
               </w:rPr>
-              <w:t>Bradley G. Woodard</w:t>
+              <w:t>Bradley G. Woodard - 421 W Cumberland Rd, Apt 403, Tyler, TX 75703</w:t>
             </w:r>
           </w:p>
         </w:tc>

--- a/sba_application/01_company_profile/Company_Profile_DRAFT.docx
+++ b/sba_application/01_company_profile/Company_Profile_DRAFT.docx
@@ -128,7 +128,7 @@
         <w:t xml:space="preserve">Address:  </w:t>
       </w:r>
       <w:r>
-        <w:t>Tyler, TX area (office lease in negotiation - candidate sites include 13387 Hwy 69 N and others)</w:t>
+        <w:t>700 N Main Street, Lindale, TX 75771 (principal office / notice address)</w:t>
       </w:r>
     </w:p>
     <w:p>
@@ -139,7 +139,7 @@
         <w:t xml:space="preserve">City / County / State / Zip:  </w:t>
       </w:r>
       <w:r>
-        <w:t>Tyler / Smith / TX / __________ (to provide)</w:t>
+        <w:t>Lindale / Smith / TX / 75771</w:t>
       </w:r>
     </w:p>
     <w:p>

--- a/sba_application/01_company_profile/Company_Profile_DRAFT.docx
+++ b/sba_application/01_company_profile/Company_Profile_DRAFT.docx
@@ -128,7 +128,7 @@
         <w:t xml:space="preserve">Address:  </w:t>
       </w:r>
       <w:r>
-        <w:t>700 N Main Street, Lindale, TX 75771 (principal office / notice address)</w:t>
+        <w:t>13387 Hwy 69 N, Tyler, TX (principal office)</w:t>
       </w:r>
     </w:p>
     <w:p>
@@ -139,7 +139,7 @@
         <w:t xml:space="preserve">City / County / State / Zip:  </w:t>
       </w:r>
       <w:r>
-        <w:t>Lindale / Smith / TX / 75771</w:t>
+        <w:t>Tyler / Smith / TX / __________ (to provide) (zip)</w:t>
       </w:r>
     </w:p>
     <w:p>

--- a/sba_application/01_company_profile/Company_Profile_DRAFT.docx
+++ b/sba_application/01_company_profile/Company_Profile_DRAFT.docx
@@ -440,7 +440,7 @@
               <w:rPr>
                 <w:sz w:val="19"/>
               </w:rPr>
-              <w:t>19.9%*</w:t>
+              <w:t>19.5%*</w:t>
             </w:r>
           </w:p>
         </w:tc>
@@ -739,7 +739,7 @@
           <w:i/>
           <w:sz w:val="18"/>
         </w:rPr>
-        <w:t>*James Bullard holds a direct, fully funded minority equity interest of 19.9% - below the 20% threshold - as a passive investor. He has no management authority, no voting control, and no side agreement granting him control of the business; the Managing Member (Adeline &amp; Lilah, LLC) retains control. Consistent with SOP 50 10 8 and 13 CFR 120.160, an equity holder of less than 20% in a complete change of ownership is not required to provide a personal guaranty or Personal Financial Statement. Mr. Bullard's $250,000 cash capital contribution is the source of the equity injection for this transaction (see Use of Proceeds).</w:t>
+        <w:t>*James Bullard holds a direct, fully funded minority equity interest of 19.5% - below the 20% threshold - as a passive investor. He has no management authority, no voting control, and no side agreement granting him control of the business; the Managing Member (Adeline &amp; Lilah, LLC) retains control. Consistent with SOP 50 10 8 and 13 CFR 120.160, an equity holder of less than 20% in a complete change of ownership is not required to provide a personal guaranty or Personal Financial Statement. Mr. Bullard's $195,000 cash capital contribution is the source of the equity injection for this transaction (see Use of Proceeds).</w:t>
       </w:r>
     </w:p>
     <w:p>
@@ -759,7 +759,7 @@
           <w:i/>
           <w:sz w:val="18"/>
         </w:rPr>
-        <w:t>Indirect chain: Geoff Schackmann holds 50% of Adeline &amp; Lilah, LLC and serves as its sole Managing Member; he therefore controls the 39.9% A&amp;L block in Tyler Hospice Hold LLC and is the sole 20%+ owner of record for SBA personal-guaranty purposes. Mary Elizabeth Burcham (Geoff's spouse) holds the other 50% of Adeline &amp; Lilah, LLC as a passive member (no management role), giving her an indirect economic interest of 19.95% in Tyler Hospice Hold LLC. As Geoff's spouse, she will sign the customary spouse acknowledgement / consent on the personal guaranty at close. Unissued/reserved pool: 0.3%.</w:t>
+        <w:t>Indirect chain: Geoff Schackmann holds 50% of Adeline &amp; Lilah, LLC and serves as its sole Managing Member; he therefore controls the 39.9% A&amp;L block in Tyler Hospice Hold LLC and is the sole 20%+ owner of record for SBA personal-guaranty purposes. Mary Elizabeth Burcham (Geoff's spouse) holds the other 50% of Adeline &amp; Lilah, LLC as a passive member (no management role), giving her an indirect economic interest of 19.95% in Tyler Hospice Hold LLC. As Geoff's spouse, she will sign the customary spouse acknowledgement / consent on the personal guaranty at close. Unissued/reserved pool: 0.7%.</w:t>
       </w:r>
     </w:p>
     <w:p>

--- a/sba_application/01_company_profile/Company_Profile_DRAFT.docx
+++ b/sba_application/01_company_profile/Company_Profile_DRAFT.docx
@@ -749,7 +749,7 @@
           <w:i/>
           <w:sz w:val="18"/>
         </w:rPr>
-        <w:t>**Operator-members (Shelton, Davenport, Woodard) hold their 13.3% interests subject to a 4-year vesting schedule with a 1-year cliff, recorded in the Operating Agreement. Unvested interests are subject to repurchase by the Company at $0 upon departure prior to the cliff.</w:t>
+        <w:t>**Operator-members (Shelton, Davenport, Woodard) hold their 13.3% interests as Restricted Interests that vest only on a dual trigger - a four-year time schedule with a one-year cliff AND performance milestones, the lesser of the two governing - recorded in the Operating Agreement (Amendment No. 1). Unvested interests are forfeited at $0 on departure; vested interests are subject to a Company repurchase (call) right at fair market value for a good-leaver separation (no-cause termination, death, disability, retirement) or the lower of cost or fair market value for a bad-leaver separation (resignation before full vesting, or termination for cause).</w:t>
       </w:r>
     </w:p>
     <w:p>

--- a/sba_application/01_company_profile/Company_Profile_DRAFT.docx
+++ b/sba_application/01_company_profile/Company_Profile_DRAFT.docx
@@ -749,7 +749,7 @@
           <w:i/>
           <w:sz w:val="18"/>
         </w:rPr>
-        <w:t>**Operator-members (Shelton, Davenport, Woodard) hold their 13.3% interests as Restricted Interests that vest only on a dual trigger - a four-year time schedule with a one-year cliff AND performance milestones, the lesser of the two governing - recorded in the Operating Agreement (Amendment No. 1). Unvested interests are forfeited at $0 on departure; vested interests are subject to a Company repurchase (call) right at fair market value for a good-leaver separation (no-cause termination, death, disability, retirement) or the lower of cost or fair market value for a bad-leaver separation (resignation before full vesting, or termination for cause).</w:t>
+        <w:t>**Operator-members (Shelton, Davenport, Woodard) hold their 13.3% interests as Restricted Interests. Each starts with a 4.9% Initial Vested Base (vested at inception, reflecting the operator's original interest) and earns up to a fully-vested 13.3% through an 8.4% Earn-Up Portion that vests only on a dual trigger - a four-year time schedule with a one-year cliff AND performance milestones, the lesser of the two governing - recorded in the Operating Agreement (Amendment No. 1). Unvested Earn-Up interests are forfeited at $0 on departure; vested interests are subject to a Company repurchase (call) right at fair market value for a good-leaver separation (no-cause termination, death, disability, retirement) or the lower of cost or fair market value for a bad-leaver separation (resignation before full vesting, or termination for cause).</w:t>
       </w:r>
     </w:p>
     <w:p>

--- a/sba_application/01_company_profile/Company_Profile_DRAFT.docx
+++ b/sba_application/01_company_profile/Company_Profile_DRAFT.docx
@@ -749,7 +749,7 @@
           <w:i/>
           <w:sz w:val="18"/>
         </w:rPr>
-        <w:t>**Operator-members (Shelton, Davenport, Woodard) hold their 13.3% interests as Restricted Interests. Each starts with a 4.9% Initial Vested Base (vested at inception, reflecting the operator's original interest) and earns up to a fully-vested 13.3% through an 8.4% Earn-Up Portion that vests only on a dual trigger - a four-year time schedule with a one-year cliff AND performance milestones, the lesser of the two governing - recorded in the Operating Agreement (Amendment No. 1). Unvested Earn-Up interests are forfeited at $0 on departure; vested interests are subject to a Company repurchase (call) right at fair market value for a good-leaver separation (no-cause termination, death, disability, retirement) or the lower of cost or fair market value for a bad-leaver separation (resignation before full vesting, or termination for cause).</w:t>
+        <w:t>**Operator-members (Shelton, Davenport, Woodard) hold their 13.3% interests as Restricted Interests, the entire 13.3% of which is at risk and forfeitable until vested. Each interest comprises a 4.9% Initial Base that time-vests on a four-year schedule with a one-year cliff (continuous service alone) and an 8.4% Earn-Up Portion that vests only on a dual trigger - a four-year time schedule with a one-year cliff AND performance milestones, the lesser of the two governing - so each operator may earn up to a fully-vested 13.3%, recorded in the Operating Agreement (Amendment No. 1). Unvested interests are forfeited at $0 on departure; vested interests are subject to a Company repurchase (call) right at fair market value for a good-leaver separation (no-cause termination, death, disability, retirement) or the lower of cost or fair market value for a bad-leaver separation (resignation before full vesting, or termination for cause).</w:t>
       </w:r>
     </w:p>
     <w:p>

--- a/sba_application/01_company_profile/Company_Profile_DRAFT.docx
+++ b/sba_application/01_company_profile/Company_Profile_DRAFT.docx
@@ -20,7 +20,7 @@
           <w:color w:val="606060"/>
           <w:sz w:val="18"/>
         </w:rPr>
-        <w:t>SBA 7(a) Application - Tyler Hospice Hold LLC</w:t>
+        <w:t>SBA 7(a) Application - Tyler Hospice Hold, LLC</w:t>
       </w:r>
     </w:p>
     <w:p>
@@ -40,7 +40,7 @@
         <w:t xml:space="preserve">Company Name:  </w:t>
       </w:r>
       <w:r>
-        <w:t>Tyler Hospice Hold LLC</w:t>
+        <w:t>Tyler Hospice Hold, LLC</w:t>
       </w:r>
     </w:p>
     <w:p>
@@ -368,7 +368,7 @@
               <w:rPr>
                 <w:sz w:val="19"/>
               </w:rPr>
-              <w:t>Managing Member of Tyler Hospice Hold LLC</w:t>
+              <w:t>Managing Member of Tyler Hospice Hold, LLC</w:t>
             </w:r>
           </w:p>
         </w:tc>
@@ -759,7 +759,7 @@
           <w:i/>
           <w:sz w:val="18"/>
         </w:rPr>
-        <w:t>Indirect chain: Geoff Schackmann holds 50% of Adeline &amp; Lilah, LLC and serves as its sole Managing Member; he therefore controls the 39.9% A&amp;L block in Tyler Hospice Hold LLC and is the sole 20%+ owner of record for SBA personal-guaranty purposes. Mary Elizabeth Burcham (Geoff's spouse) holds the other 50% of Adeline &amp; Lilah, LLC as a passive member (no management role), giving her an indirect economic interest of 19.95% in Tyler Hospice Hold LLC. As Geoff's spouse, she will sign the customary spouse acknowledgement / consent on the personal guaranty at close. Unissued/reserved pool: 0.7%.</w:t>
+        <w:t>Indirect chain: Geoff Schackmann holds 50% of Adeline &amp; Lilah, LLC and serves as its sole Managing Member; he therefore controls the 39.9% A&amp;L block in Tyler Hospice Hold, LLC and is the sole 20%+ owner of record for SBA personal-guaranty purposes. Mary Elizabeth Burcham (Geoff's spouse) holds the other 50% of Adeline &amp; Lilah, LLC as a passive member (no management role), giving her an indirect economic interest of 19.95% in Tyler Hospice Hold, LLC. As Geoff's spouse, she will sign the customary spouse acknowledgement / consent on the personal guaranty at close. Unissued/reserved pool: 0.7%.</w:t>
       </w:r>
     </w:p>
     <w:p>
@@ -779,7 +779,7 @@
         <w:t xml:space="preserve">Name to be used on business checking account:  </w:t>
       </w:r>
       <w:r>
-        <w:t>Tyler Hospice Hold LLC (dba Azalea Hospice &amp; Palliative Care)</w:t>
+        <w:t>Tyler Hospice Hold, LLC (dba Azalea Hospice &amp; Palliative Care)</w:t>
       </w:r>
     </w:p>
     <w:p>
@@ -1029,7 +1029,7 @@
           <w:color w:val="606060"/>
           <w:sz w:val="16"/>
         </w:rPr>
-        <w:t>Prepared for the SBA 7(a) loan application of Tyler Hospice Hold LLC (dba Azalea Hospice &amp; Palliative Care). Confidential.</w:t>
+        <w:t>Prepared for the SBA 7(a) loan application of Tyler Hospice Hold, LLC (dba Azalea Hospice &amp; Palliative Care). Confidential.</w:t>
       </w:r>
     </w:p>
     <w:sectPr>

--- a/sba_application/01_company_profile/Company_Profile_DRAFT.docx
+++ b/sba_application/01_company_profile/Company_Profile_DRAFT.docx
@@ -150,7 +150,7 @@
         <w:t xml:space="preserve">Contact / Phone / Fax:  </w:t>
       </w:r>
       <w:r>
-        <w:t>Geoff Schackmann, Managing Member - 480-495-5474 - geoff@azaleahospice.com</w:t>
+        <w:t>Geoff Schackmann, Manager - 480-495-5474 - geoff@azaleahospice.com</w:t>
       </w:r>
     </w:p>
     <w:p>
@@ -326,7 +326,7 @@
               <w:rPr>
                 <w:sz w:val="19"/>
               </w:rPr>
-              <w:t>Adeline &amp; Lilah, LLC (AZ) - members: Geoff Schackmann 50%, Mary Elizabeth Burcham 50%; Geoff serves as Managing Member - 4602 E Cheery Lynn Rd, Phoenix, AZ 85018</w:t>
+              <w:t>Geoff Schackmann (individual) - 4602 E Cheery Lynn Rd, Phoenix, AZ 85018</w:t>
             </w:r>
           </w:p>
         </w:tc>
@@ -368,7 +368,7 @@
               <w:rPr>
                 <w:sz w:val="19"/>
               </w:rPr>
-              <w:t>Managing Member of Tyler Hospice Hold, LLC</w:t>
+              <w:t>Manager of Tyler Hospice Hold, LLC</w:t>
             </w:r>
           </w:p>
         </w:tc>
@@ -739,7 +739,7 @@
           <w:i/>
           <w:sz w:val="18"/>
         </w:rPr>
-        <w:t>*James Bullard holds a direct, fully funded minority equity interest of 19.5% - below the 20% threshold - as a passive investor. He has no management authority, no voting control, and no side agreement granting him control of the business; the Managing Member (Adeline &amp; Lilah, LLC) retains control. Consistent with SOP 50 10 8 and 13 CFR 120.160, an equity holder of less than 20% in a complete change of ownership is not required to provide a personal guaranty or Personal Financial Statement. Mr. Bullard's $195,000 cash capital contribution is the source of the equity injection for this transaction (see Use of Proceeds).</w:t>
+        <w:t>*James Bullard holds a direct, fully funded minority equity interest of 19.5% - below the 20% threshold - as a passive investor. He has no management authority, no voting control, and no side agreement granting him control of the business; the Manager (Geoff Schackmann) retains control. Consistent with SOP 50 10 8 and 13 CFR 120.160, an equity holder of less than 20% in a complete change of ownership is not required to provide a personal guaranty or Personal Financial Statement. Mr. Bullard's $195,000 cash capital contribution is the source of the equity injection for this transaction (see Use of Proceeds).</w:t>
       </w:r>
     </w:p>
     <w:p>
@@ -759,7 +759,7 @@
           <w:i/>
           <w:sz w:val="18"/>
         </w:rPr>
-        <w:t>Indirect chain: Geoff Schackmann holds 50% of Adeline &amp; Lilah, LLC and serves as its sole Managing Member; he therefore controls the 39.9% A&amp;L block in Tyler Hospice Hold, LLC and is the sole 20%+ owner of record for SBA personal-guaranty purposes. Mary Elizabeth Burcham (Geoff's spouse) holds the other 50% of Adeline &amp; Lilah, LLC as a passive member (no management role), giving her an indirect economic interest of 19.95% in Tyler Hospice Hold, LLC. As Geoff's spouse, she will sign the customary spouse acknowledgement / consent on the personal guaranty at close. Unissued/reserved pool: 0.7%.</w:t>
+        <w:t>Ownership: Geoff Schackmann owns the 39.9% interest in Tyler Hospice Hold, LLC directly, as an individual, and serves as Manager; he is the sole 20%+ owner of record and the sole personal guarantor for SBA purposes. The 39.9% interest is community property under Arizona law; Mary Elizabeth Burcham (Geoff's spouse) accordingly holds a community-property interest of approximately 19.95% in Tyler Hospice Hold, LLC. She is passive and non-managing, her community-property interest is under 20%, and as the owner's spouse she will sign a spousal / community-property consent on the Operating Agreement and on Geoff's personal guaranty at close (not a co-guaranty). Unissued/reserved pool: 0.7%.</w:t>
       </w:r>
     </w:p>
     <w:p>
@@ -790,7 +790,7 @@
         <w:t xml:space="preserve">Designated signers on checking account:  </w:t>
       </w:r>
       <w:r>
-        <w:t>Geoff Schackmann (Managing Member, sole signer)</w:t>
+        <w:t>Geoff Schackmann (Manager, sole signer)</w:t>
       </w:r>
     </w:p>
     <w:p>
@@ -963,50 +963,6 @@
                 <w:sz w:val="19"/>
               </w:rPr>
               <w:t>Operating staff</w:t>
-            </w:r>
-          </w:p>
-        </w:tc>
-      </w:tr>
-      <w:tr>
-        <w:tc>
-          <w:tcPr>
-            <w:tcW w:type="dxa" w:w="3168"/>
-          </w:tcPr>
-          <w:p>
-            <w:r/>
-            <w:r>
-              <w:rPr>
-                <w:sz w:val="19"/>
-              </w:rPr>
-              <w:t>Adeline &amp; Lilah, LLC (AZ)</w:t>
-            </w:r>
-          </w:p>
-        </w:tc>
-        <w:tc>
-          <w:tcPr>
-            <w:tcW w:type="dxa" w:w="5184"/>
-          </w:tcPr>
-          <w:p>
-            <w:r/>
-            <w:r>
-              <w:rPr>
-                <w:sz w:val="19"/>
-              </w:rPr>
-              <w:t>Holding entity for Managing Member's interest</w:t>
-            </w:r>
-          </w:p>
-        </w:tc>
-        <w:tc>
-          <w:tcPr>
-            <w:tcW w:type="dxa" w:w="1440"/>
-          </w:tcPr>
-          <w:p>
-            <w:r/>
-            <w:r>
-              <w:rPr>
-                <w:sz w:val="19"/>
-              </w:rPr>
-              <w:t>0</w:t>
             </w:r>
           </w:p>
         </w:tc>
